--- a/document_templates/PVs/PV-validated-head_credit.docx
+++ b/document_templates/PVs/PV-validated-head_credit.docx
@@ -1442,13 +1442,34 @@
           <w:szCs w:val="24"/>
         </w:rPr>
       </w:pPr>
+    </w:p>
+    <w:p>
+      <w:pPr>
+        <w:ind w:right="57"/>
+        <w:jc w:val="both"/>
+        <w:rPr>
+          <w:rFonts w:hint="default" w:ascii="Times New Roman" w:hAnsi="Times New Roman" w:eastAsia="Times New Roman" w:cs="Times New Roman"/>
+          <w:b/>
+          <w:bCs/>
+          <w:sz w:val="24"/>
+          <w:szCs w:val="24"/>
+          <w:u w:val="single"/>
+        </w:rPr>
+      </w:pPr>
+      <w:r>
+        <w:rPr>
+          <w:rFonts w:hint="default" w:ascii="Times New Roman" w:hAnsi="Times New Roman" w:eastAsia="Times New Roman" w:cs="Times New Roman"/>
+          <w:b/>
+          <w:bCs/>
+          <w:sz w:val="24"/>
+          <w:szCs w:val="24"/>
+          <w:u w:val="single"/>
+        </w:rPr>
+        <w:t>GARANTIES A RECUEILL</w:t>
+      </w:r>
       <w:bookmarkStart w:id="3" w:name="_GoBack"/>
       <w:bookmarkEnd w:id="3"/>
-    </w:p>
-    <w:p>
-      <w:pPr>
-        <w:ind w:right="57"/>
-        <w:jc w:val="both"/>
+      <w:r>
         <w:rPr>
           <w:rFonts w:hint="default" w:ascii="Times New Roman" w:hAnsi="Times New Roman" w:eastAsia="Times New Roman" w:cs="Times New Roman"/>
           <w:b/>
@@ -1457,17 +1478,7 @@
           <w:szCs w:val="24"/>
           <w:u w:val="single"/>
         </w:rPr>
-      </w:pPr>
-      <w:r>
-        <w:rPr>
-          <w:rFonts w:hint="default" w:ascii="Times New Roman" w:hAnsi="Times New Roman" w:eastAsia="Times New Roman" w:cs="Times New Roman"/>
-          <w:b/>
-          <w:bCs/>
-          <w:sz w:val="24"/>
-          <w:szCs w:val="24"/>
-          <w:u w:val="single"/>
-        </w:rPr>
-        <w:t>GARANTIES A RECUEILLIR :</w:t>
+        <w:t>IR :</w:t>
       </w:r>
     </w:p>
     <w:p>
@@ -1660,7 +1671,7 @@
                 <w:sz w:val="24"/>
                 <w:szCs w:val="24"/>
               </w:rPr>
-              <w:t>Head Crédit</w:t>
+              <w:t>Responsable du Département Crédit</w:t>
             </w:r>
           </w:p>
           <w:p>
